--- a/Документация/Тест-кейсы.docx
+++ b/Документация/Тест-кейсы.docx
@@ -358,6 +358,7 @@
         <w:tc>
           <w:tcPr>
             <w:tcW w:w="690" w:type="dxa"/>
+            <w:shd w:val="clear" w:color="auto" w:fill="F2F2F2" w:themeFill="background1" w:themeFillShade="F2"/>
           </w:tcPr>
           <w:p>
             <w:pPr>
@@ -378,6 +379,7 @@
         <w:tc>
           <w:tcPr>
             <w:tcW w:w="2340" w:type="dxa"/>
+            <w:shd w:val="clear" w:color="auto" w:fill="F2F2F2" w:themeFill="background1" w:themeFillShade="F2"/>
           </w:tcPr>
           <w:p>
             <w:pPr>
@@ -398,6 +400,7 @@
         <w:tc>
           <w:tcPr>
             <w:tcW w:w="2444" w:type="dxa"/>
+            <w:shd w:val="clear" w:color="auto" w:fill="F2F2F2" w:themeFill="background1" w:themeFillShade="F2"/>
           </w:tcPr>
           <w:p>
             <w:pPr>
@@ -450,6 +453,7 @@
         <w:tc>
           <w:tcPr>
             <w:tcW w:w="2505" w:type="dxa"/>
+            <w:shd w:val="clear" w:color="auto" w:fill="F2F2F2" w:themeFill="background1" w:themeFillShade="F2"/>
           </w:tcPr>
           <w:p>
             <w:pPr>
@@ -470,6 +474,7 @@
         <w:tc>
           <w:tcPr>
             <w:tcW w:w="2505" w:type="dxa"/>
+            <w:shd w:val="clear" w:color="auto" w:fill="F2F2F2" w:themeFill="background1" w:themeFillShade="F2"/>
           </w:tcPr>
           <w:p>
             <w:pPr>
@@ -492,6 +497,7 @@
         <w:tc>
           <w:tcPr>
             <w:tcW w:w="690" w:type="dxa"/>
+            <w:shd w:val="clear" w:color="auto" w:fill="F2F2F2" w:themeFill="background1" w:themeFillShade="F2"/>
           </w:tcPr>
           <w:p>
             <w:pPr>
@@ -512,6 +518,7 @@
         <w:tc>
           <w:tcPr>
             <w:tcW w:w="2340" w:type="dxa"/>
+            <w:shd w:val="clear" w:color="auto" w:fill="F2F2F2" w:themeFill="background1" w:themeFillShade="F2"/>
           </w:tcPr>
           <w:p>
             <w:pPr>
@@ -532,6 +539,7 @@
         <w:tc>
           <w:tcPr>
             <w:tcW w:w="2444" w:type="dxa"/>
+            <w:shd w:val="clear" w:color="auto" w:fill="F2F2F2" w:themeFill="background1" w:themeFillShade="F2"/>
           </w:tcPr>
           <w:p>
             <w:pPr>
@@ -568,6 +576,7 @@
         <w:tc>
           <w:tcPr>
             <w:tcW w:w="2505" w:type="dxa"/>
+            <w:shd w:val="clear" w:color="auto" w:fill="F2F2F2" w:themeFill="background1" w:themeFillShade="F2"/>
           </w:tcPr>
           <w:p>
             <w:pPr>
@@ -588,6 +597,7 @@
         <w:tc>
           <w:tcPr>
             <w:tcW w:w="2505" w:type="dxa"/>
+            <w:shd w:val="clear" w:color="auto" w:fill="F2F2F2" w:themeFill="background1" w:themeFillShade="F2"/>
           </w:tcPr>
           <w:p>
             <w:pPr>
@@ -610,6 +620,7 @@
         <w:tc>
           <w:tcPr>
             <w:tcW w:w="690" w:type="dxa"/>
+            <w:shd w:val="clear" w:color="auto" w:fill="F2F2F2" w:themeFill="background1" w:themeFillShade="F2"/>
           </w:tcPr>
           <w:p>
             <w:pPr>
@@ -630,6 +641,7 @@
         <w:tc>
           <w:tcPr>
             <w:tcW w:w="2340" w:type="dxa"/>
+            <w:shd w:val="clear" w:color="auto" w:fill="F2F2F2" w:themeFill="background1" w:themeFillShade="F2"/>
           </w:tcPr>
           <w:p>
             <w:pPr>
@@ -650,6 +662,7 @@
         <w:tc>
           <w:tcPr>
             <w:tcW w:w="2444" w:type="dxa"/>
+            <w:shd w:val="clear" w:color="auto" w:fill="F2F2F2" w:themeFill="background1" w:themeFillShade="F2"/>
           </w:tcPr>
           <w:p>
             <w:pPr>
@@ -670,6 +683,7 @@
         <w:tc>
           <w:tcPr>
             <w:tcW w:w="2505" w:type="dxa"/>
+            <w:shd w:val="clear" w:color="auto" w:fill="F2F2F2" w:themeFill="background1" w:themeFillShade="F2"/>
           </w:tcPr>
           <w:p>
             <w:pPr>
@@ -690,6 +704,7 @@
         <w:tc>
           <w:tcPr>
             <w:tcW w:w="2505" w:type="dxa"/>
+            <w:shd w:val="clear" w:color="auto" w:fill="F2F2F2" w:themeFill="background1" w:themeFillShade="F2"/>
           </w:tcPr>
           <w:p>
             <w:pPr>
@@ -1334,6 +1349,7 @@
         <w:tc>
           <w:tcPr>
             <w:tcW w:w="690" w:type="dxa"/>
+            <w:shd w:val="clear" w:color="auto" w:fill="F2F2F2" w:themeFill="background1" w:themeFillShade="F2"/>
           </w:tcPr>
           <w:p>
             <w:pPr>
@@ -1354,6 +1370,7 @@
         <w:tc>
           <w:tcPr>
             <w:tcW w:w="2340" w:type="dxa"/>
+            <w:shd w:val="clear" w:color="auto" w:fill="F2F2F2" w:themeFill="background1" w:themeFillShade="F2"/>
           </w:tcPr>
           <w:p>
             <w:pPr>
@@ -1374,6 +1391,7 @@
         <w:tc>
           <w:tcPr>
             <w:tcW w:w="2444" w:type="dxa"/>
+            <w:shd w:val="clear" w:color="auto" w:fill="F2F2F2" w:themeFill="background1" w:themeFillShade="F2"/>
           </w:tcPr>
           <w:p>
             <w:pPr>
@@ -1394,6 +1412,7 @@
         <w:tc>
           <w:tcPr>
             <w:tcW w:w="2505" w:type="dxa"/>
+            <w:shd w:val="clear" w:color="auto" w:fill="F2F2F2" w:themeFill="background1" w:themeFillShade="F2"/>
           </w:tcPr>
           <w:p>
             <w:pPr>
@@ -1414,6 +1433,7 @@
         <w:tc>
           <w:tcPr>
             <w:tcW w:w="2505" w:type="dxa"/>
+            <w:shd w:val="clear" w:color="auto" w:fill="F2F2F2" w:themeFill="background1" w:themeFillShade="F2"/>
           </w:tcPr>
           <w:p>
             <w:pPr>
@@ -1436,6 +1456,7 @@
         <w:tc>
           <w:tcPr>
             <w:tcW w:w="690" w:type="dxa"/>
+            <w:shd w:val="clear" w:color="auto" w:fill="F2F2F2" w:themeFill="background1" w:themeFillShade="F2"/>
           </w:tcPr>
           <w:p>
             <w:pPr>
@@ -1456,6 +1477,7 @@
         <w:tc>
           <w:tcPr>
             <w:tcW w:w="2340" w:type="dxa"/>
+            <w:shd w:val="clear" w:color="auto" w:fill="F2F2F2" w:themeFill="background1" w:themeFillShade="F2"/>
           </w:tcPr>
           <w:p>
             <w:pPr>
@@ -1476,6 +1498,7 @@
         <w:tc>
           <w:tcPr>
             <w:tcW w:w="2444" w:type="dxa"/>
+            <w:shd w:val="clear" w:color="auto" w:fill="F2F2F2" w:themeFill="background1" w:themeFillShade="F2"/>
           </w:tcPr>
           <w:p>
             <w:pPr>
@@ -1512,6 +1535,7 @@
         <w:tc>
           <w:tcPr>
             <w:tcW w:w="2505" w:type="dxa"/>
+            <w:shd w:val="clear" w:color="auto" w:fill="F2F2F2" w:themeFill="background1" w:themeFillShade="F2"/>
           </w:tcPr>
           <w:p>
             <w:pPr>
@@ -1532,6 +1556,7 @@
         <w:tc>
           <w:tcPr>
             <w:tcW w:w="2505" w:type="dxa"/>
+            <w:shd w:val="clear" w:color="auto" w:fill="F2F2F2" w:themeFill="background1" w:themeFillShade="F2"/>
           </w:tcPr>
           <w:p>
             <w:pPr>
@@ -1554,6 +1579,7 @@
         <w:tc>
           <w:tcPr>
             <w:tcW w:w="690" w:type="dxa"/>
+            <w:shd w:val="clear" w:color="auto" w:fill="F2F2F2" w:themeFill="background1" w:themeFillShade="F2"/>
           </w:tcPr>
           <w:p>
             <w:pPr>
@@ -1574,6 +1600,7 @@
         <w:tc>
           <w:tcPr>
             <w:tcW w:w="2340" w:type="dxa"/>
+            <w:shd w:val="clear" w:color="auto" w:fill="F2F2F2" w:themeFill="background1" w:themeFillShade="F2"/>
           </w:tcPr>
           <w:p>
             <w:pPr>
@@ -1594,6 +1621,7 @@
         <w:tc>
           <w:tcPr>
             <w:tcW w:w="2444" w:type="dxa"/>
+            <w:shd w:val="clear" w:color="auto" w:fill="F2F2F2" w:themeFill="background1" w:themeFillShade="F2"/>
           </w:tcPr>
           <w:p>
             <w:pPr>
@@ -1614,6 +1642,7 @@
         <w:tc>
           <w:tcPr>
             <w:tcW w:w="2505" w:type="dxa"/>
+            <w:shd w:val="clear" w:color="auto" w:fill="F2F2F2" w:themeFill="background1" w:themeFillShade="F2"/>
           </w:tcPr>
           <w:p>
             <w:pPr>
@@ -1634,6 +1663,7 @@
         <w:tc>
           <w:tcPr>
             <w:tcW w:w="2505" w:type="dxa"/>
+            <w:shd w:val="clear" w:color="auto" w:fill="F2F2F2" w:themeFill="background1" w:themeFillShade="F2"/>
           </w:tcPr>
           <w:p>
             <w:pPr>
@@ -1656,6 +1686,7 @@
         <w:tc>
           <w:tcPr>
             <w:tcW w:w="690" w:type="dxa"/>
+            <w:shd w:val="clear" w:color="auto" w:fill="F2F2F2" w:themeFill="background1" w:themeFillShade="F2"/>
           </w:tcPr>
           <w:p>
             <w:pPr>
@@ -1676,6 +1707,7 @@
         <w:tc>
           <w:tcPr>
             <w:tcW w:w="2340" w:type="dxa"/>
+            <w:shd w:val="clear" w:color="auto" w:fill="F2F2F2" w:themeFill="background1" w:themeFillShade="F2"/>
           </w:tcPr>
           <w:p>
             <w:pPr>
@@ -1696,6 +1728,7 @@
         <w:tc>
           <w:tcPr>
             <w:tcW w:w="2444" w:type="dxa"/>
+            <w:shd w:val="clear" w:color="auto" w:fill="F2F2F2" w:themeFill="background1" w:themeFillShade="F2"/>
           </w:tcPr>
           <w:p>
             <w:pPr>
@@ -1716,6 +1749,7 @@
         <w:tc>
           <w:tcPr>
             <w:tcW w:w="2505" w:type="dxa"/>
+            <w:shd w:val="clear" w:color="auto" w:fill="F2F2F2" w:themeFill="background1" w:themeFillShade="F2"/>
           </w:tcPr>
           <w:p>
             <w:pPr>
@@ -1736,6 +1770,7 @@
         <w:tc>
           <w:tcPr>
             <w:tcW w:w="2505" w:type="dxa"/>
+            <w:shd w:val="clear" w:color="auto" w:fill="F2F2F2" w:themeFill="background1" w:themeFillShade="F2"/>
           </w:tcPr>
           <w:p>
             <w:pPr>
@@ -2556,6 +2591,7 @@
         <w:tc>
           <w:tcPr>
             <w:tcW w:w="690" w:type="dxa"/>
+            <w:shd w:val="clear" w:color="auto" w:fill="F2F2F2" w:themeFill="background1" w:themeFillShade="F2"/>
           </w:tcPr>
           <w:p>
             <w:pPr>
@@ -2576,6 +2612,7 @@
         <w:tc>
           <w:tcPr>
             <w:tcW w:w="2340" w:type="dxa"/>
+            <w:shd w:val="clear" w:color="auto" w:fill="F2F2F2" w:themeFill="background1" w:themeFillShade="F2"/>
           </w:tcPr>
           <w:p>
             <w:pPr>
@@ -2596,6 +2633,7 @@
         <w:tc>
           <w:tcPr>
             <w:tcW w:w="2444" w:type="dxa"/>
+            <w:shd w:val="clear" w:color="auto" w:fill="F2F2F2" w:themeFill="background1" w:themeFillShade="F2"/>
           </w:tcPr>
           <w:p>
             <w:pPr>
@@ -2616,6 +2654,7 @@
         <w:tc>
           <w:tcPr>
             <w:tcW w:w="2505" w:type="dxa"/>
+            <w:shd w:val="clear" w:color="auto" w:fill="F2F2F2" w:themeFill="background1" w:themeFillShade="F2"/>
           </w:tcPr>
           <w:p>
             <w:pPr>
@@ -2652,6 +2691,7 @@
         <w:tc>
           <w:tcPr>
             <w:tcW w:w="2505" w:type="dxa"/>
+            <w:shd w:val="clear" w:color="auto" w:fill="F2F2F2" w:themeFill="background1" w:themeFillShade="F2"/>
           </w:tcPr>
           <w:p>
             <w:pPr>
@@ -3679,6 +3719,7 @@
         <w:tc>
           <w:tcPr>
             <w:tcW w:w="690" w:type="dxa"/>
+            <w:shd w:val="clear" w:color="auto" w:fill="F2F2F2" w:themeFill="background1" w:themeFillShade="F2"/>
           </w:tcPr>
           <w:p>
             <w:pPr>
@@ -3699,6 +3740,7 @@
         <w:tc>
           <w:tcPr>
             <w:tcW w:w="2340" w:type="dxa"/>
+            <w:shd w:val="clear" w:color="auto" w:fill="F2F2F2" w:themeFill="background1" w:themeFillShade="F2"/>
           </w:tcPr>
           <w:p>
             <w:pPr>
@@ -3719,6 +3761,7 @@
         <w:tc>
           <w:tcPr>
             <w:tcW w:w="2444" w:type="dxa"/>
+            <w:shd w:val="clear" w:color="auto" w:fill="F2F2F2" w:themeFill="background1" w:themeFillShade="F2"/>
           </w:tcPr>
           <w:p>
             <w:pPr>
@@ -3739,6 +3782,7 @@
         <w:tc>
           <w:tcPr>
             <w:tcW w:w="2505" w:type="dxa"/>
+            <w:shd w:val="clear" w:color="auto" w:fill="F2F2F2" w:themeFill="background1" w:themeFillShade="F2"/>
           </w:tcPr>
           <w:p>
             <w:pPr>
@@ -3759,6 +3803,7 @@
         <w:tc>
           <w:tcPr>
             <w:tcW w:w="2505" w:type="dxa"/>
+            <w:shd w:val="clear" w:color="auto" w:fill="F2F2F2" w:themeFill="background1" w:themeFillShade="F2"/>
           </w:tcPr>
           <w:p>
             <w:pPr>
